--- a/docs/DPDP_Rules_2025.docx
+++ b/docs/DPDP_Rules_2025.docx
@@ -545,7 +545,35 @@
         <w:spacing w:after="160"/>
       </w:pPr>
       <w:r>
-        <w:t>(3) Rule 4 shall come into force one year after the date of publication of this Gazette.</w:t>
+        <w:t xml:space="preserve">(3) Rule 4 shall come into force one year after the date </w:t>
+      </w:r>
+      <w:r>
+        <w:t>of publication</w:t>
+      </w:r>
+      <w:r>
+        <w:t xml:space="preserve"> </w:t>
+      </w:r>
+      <w:r>
+        <w:rPr>
+          <w:strike/>
+          <w:color w:val="595959"/>
+        </w:rPr>
+        <w:t>of this Gazette</w:t>
+      </w:r>
+      <w:r>
+        <w:t xml:space="preserve"> </w:t>
+      </w:r>
+      <w:r>
+        <w:rPr>
+          <w:highlight w:val="yellow"/>
+        </w:rPr>
+        <w:t>in the Official Gazette</w:t>
+      </w:r>
+      <w:r>
+        <w:t xml:space="preserve"> </w:t>
+      </w:r>
+      <w:r>
+        <w:t>.</w:t>
       </w:r>
     </w:p>
     <w:p>
@@ -553,7 +581,45 @@
         <w:spacing w:after="160"/>
       </w:pPr>
       <w:r>
-        <w:t>(4) Rules 3, 5 to 16, 22 and 23 shall come into force eighteen months after the date of publication of this Gazette.</w:t>
+        <w:t xml:space="preserve">(4) Rules 3, 5 to 16, 22 and 23 shall come into force eighteen months after the date </w:t>
+      </w:r>
+      <w:r>
+        <w:t>of publication</w:t>
+      </w:r>
+      <w:r>
+        <w:t xml:space="preserve"> </w:t>
+      </w:r>
+      <w:r>
+        <w:rPr>
+          <w:strike/>
+          <w:color w:val="595959"/>
+        </w:rPr>
+        <w:t>of this Gazette</w:t>
+      </w:r>
+      <w:r>
+        <w:t xml:space="preserve"> </w:t>
+      </w:r>
+      <w:r>
+        <w:rPr>
+          <w:highlight w:val="yellow"/>
+        </w:rPr>
+        <w:t>in the Official Gazette</w:t>
+      </w:r>
+      <w:r>
+        <w:t xml:space="preserve"> </w:t>
+      </w:r>
+      <w:r>
+        <w:t>.</w:t>
+      </w:r>
+    </w:p>
+    <w:p>
+      <w:r>
+        <w:rPr>
+          <w:i/>
+          <w:color w:val="595959"/>
+          <w:sz w:val="17"/>
+        </w:rPr>
+        <w:t>Amended by Corrigenda G.S.R. 892(E), 10 Dec 2025 (Gazette Extraordinary No. 806, 11 Dec 2025) (CHG-0086, 2026-09-23)</w:t>
       </w:r>
     </w:p>
     <w:p>
@@ -1909,7 +1975,39 @@
         <w:spacing w:after="160"/>
       </w:pPr>
       <w:r>
-        <w:t>(5) In this rule, "committee" means a committee constituted by the Central Government for the purpose of this rule, which shall include officials from the Ministry of Electronics and Technology and may include officials from other Ministries or Department of the Central Government.</w:t>
+        <w:t xml:space="preserve">(5) In this rule, "committee" means a committee constituted by the Central Government for the purpose of this rule, which shall include officials from the Ministry of Electronics and Technology and may include officials from other Ministries or </w:t>
+      </w:r>
+      <w:r>
+        <w:rPr>
+          <w:strike/>
+          <w:color w:val="595959"/>
+        </w:rPr>
+        <w:t>Department</w:t>
+      </w:r>
+      <w:r>
+        <w:t xml:space="preserve"> </w:t>
+      </w:r>
+      <w:r>
+        <w:rPr>
+          <w:highlight w:val="yellow"/>
+        </w:rPr>
+        <w:t>Departments</w:t>
+      </w:r>
+      <w:r>
+        <w:t xml:space="preserve"> </w:t>
+      </w:r>
+      <w:r>
+        <w:t xml:space="preserve"> of the Central Government.</w:t>
+      </w:r>
+    </w:p>
+    <w:p>
+      <w:r>
+        <w:rPr>
+          <w:i/>
+          <w:color w:val="595959"/>
+          <w:sz w:val="17"/>
+        </w:rPr>
+        <w:t>Amended by Corrigenda G.S.R. 892(E), 10 Dec 2025 (Gazette Extraordinary No. 806, 11 Dec 2025) (CHG-0087, 2026-09-23)</w:t>
       </w:r>
     </w:p>
     <w:p>
@@ -2641,7 +2739,25 @@
         <w:spacing w:after="160"/>
       </w:pPr>
       <w:r>
-        <w:t>(1) The Central Government may, for such purposes of the Act as are specified in Seventh Schedule, acting through the corresponding authorised person specified in the said Schedule, require any Data Fiduciary or intermediary to furnish such information as may be called for, within the specified period as may be given in such.</w:t>
+        <w:t xml:space="preserve">(1) The Central Government may, for such purposes of the Act as are specified in Seventh Schedule, acting through the corresponding authorised person specified in the said Schedule, require any Data Fiduciary or intermediary to furnish such information as may be called for, within the specified period as may be </w:t>
+      </w:r>
+      <w:r>
+        <w:t>given in such</w:t>
+      </w:r>
+      <w:r>
+        <w:t xml:space="preserve"> </w:t>
+      </w:r>
+      <w:r>
+        <w:rPr>
+          <w:highlight w:val="yellow"/>
+        </w:rPr>
+        <w:t>order</w:t>
+      </w:r>
+      <w:r>
+        <w:t xml:space="preserve"> </w:t>
+      </w:r>
+      <w:r>
+        <w:t>.</w:t>
       </w:r>
     </w:p>
     <w:p>
@@ -2658,6 +2774,16 @@
       </w:pPr>
       <w:r>
         <w:t>(3) For the purposes of this rule, the expression "intermediary" shall have the same meaning as assigned to it in the Information Technology Act, 2000 (21 of 2000).</w:t>
+      </w:r>
+    </w:p>
+    <w:p>
+      <w:r>
+        <w:rPr>
+          <w:i/>
+          <w:color w:val="595959"/>
+          <w:sz w:val="17"/>
+        </w:rPr>
+        <w:t>Amended by Corrigenda G.S.R. 892(E), 10 Dec 2025 (Gazette Extraordinary No. 806, 11 Dec 2025) (CHG-0088, 2026-09-23)</w:t>
       </w:r>
     </w:p>
     <w:p>

--- a/docs/DPDP_Rules_2025.docx
+++ b/docs/DPDP_Rules_2025.docx
@@ -2962,6 +2962,41 @@
         <w:spacing w:after="160"/>
       </w:pPr>
       <w:r>
+        <w:rPr>
+          <w:b/>
+        </w:rPr>
+        <w:t>Illustration.</w:t>
+      </w:r>
+    </w:p>
+    <w:p>
+      <w:pPr>
+        <w:spacing w:after="160"/>
+      </w:pPr>
+      <w:r>
+        <w:t>Individuals are enabled to give, manage, review and withdraw their consent to the processing of their personal data through P, a platform maintained by a Consent Manager. X, an individual, is a registered user on P. B1 and B2 are banks onboarded onto P.</w:t>
+      </w:r>
+    </w:p>
+    <w:p>
+      <w:pPr>
+        <w:spacing w:after="160"/>
+      </w:pPr>
+      <w:r>
+        <w:t>Case 1:B1 sends a request on P to X for consent to process personal data contained in her bank account statement. X maintains the bank account statement as a digital record in her digital locker. X uses P to directly give her consent to B1, and proceeds to give B1 access to her bank account statement.</w:t>
+      </w:r>
+    </w:p>
+    <w:p>
+      <w:pPr>
+        <w:spacing w:after="160"/>
+      </w:pPr>
+      <w:r>
+        <w:t>Case 2:B1 sends a request on P to X for consent to process personal data contained in her bank account statement. X maintains her bank account with B2. X uses P to route her consent through B2 to B1, while also digitally instructing B2 to send her bank account statement to B1. B2 proceeds to send the bank account statement to B1.</w:t>
+      </w:r>
+    </w:p>
+    <w:p>
+      <w:pPr>
+        <w:spacing w:after="160"/>
+      </w:pPr>
+      <w:r>
         <w:t>2. The Consent Manager shall ensure that the manner of making available the personal data or its sharing is such that the contents thereof are not readable by it.</w:t>
       </w:r>
     </w:p>
@@ -3129,6 +3164,46 @@
       </w:pPr>
       <w:r>
         <w:t>13. The control of the company registered as the Consent Manager shall not be transferred by way of sale, merger or otherwise, except with the previous approval of the Board and subject to fulfilment of such conditions as the Board may specify in this behalf.</w:t>
+      </w:r>
+    </w:p>
+    <w:p>
+      <w:pPr>
+        <w:spacing w:after="160"/>
+      </w:pPr>
+      <w:r>
+        <w:t>Note: In this Schedule, —</w:t>
+      </w:r>
+    </w:p>
+    <w:p>
+      <w:pPr>
+        <w:spacing w:after="160"/>
+      </w:pPr>
+      <w:r>
+        <w:t>(a) the expression "body corporate" shall include a company, a body corporate as defined under clause (11) of section 2 of the Companies Act, 2013 (18 of 2013), a firm, a financial institution, a scheduled bank or a public sector enterprise established or constituted by or under any Central Act, Provincial Act or State Act, and any other incorporated association of persons or body of individuals;</w:t>
+      </w:r>
+    </w:p>
+    <w:p>
+      <w:pPr>
+        <w:spacing w:after="160"/>
+      </w:pPr>
+      <w:r>
+        <w:t>(b) the expressions "company", "control", "director" and "key managerial personnel" shall have the same meanings as are respectively assigned to them in the Companies Act, 2013 (18 of 2013);</w:t>
+      </w:r>
+    </w:p>
+    <w:p>
+      <w:pPr>
+        <w:spacing w:after="160"/>
+      </w:pPr>
+      <w:r>
+        <w:t>(c) the expression "net worth" shall mean the aggregate value of total assets as reduced by the value of liabilities of the Consent Manager as appearing in its books of accounts; and</w:t>
+      </w:r>
+    </w:p>
+    <w:p>
+      <w:pPr>
+        <w:spacing w:after="160"/>
+      </w:pPr>
+      <w:r>
+        <w:t>(d) the expressions "promoter" and "senior management" shall have the same meanings as are respectively assigned to them in the Companies Act, 2013 (18 of 2013).</w:t>
       </w:r>
     </w:p>
     <w:p>
@@ -3432,7 +3507,7 @@
           <w:p>
             <w:r/>
             <w:r>
-              <w:t>For all purposes, except: (a) enabling the Data Principal to access her user account; and (b) enabling the Data Principal to access any virtual token issued by or on behalf of the Data Fiduciary, stored on its digital facility/platform, usable to get money, goods or services.</w:t>
+              <w:t>For all purposes, except for the following: (a) Enabling the Data Principal to access her user account; and (b) Enabling the Data Principal to access any virtual token that is issued by or on behalf of the Data Fiduciary, is stored on the digital facility or platform of such Data Fiduciary, and may be used to get money, goods or services.</w:t>
             </w:r>
           </w:p>
         </w:tc>
@@ -3443,7 +3518,7 @@
           <w:p>
             <w:r/>
             <w:r>
-              <w:t>Three years from the date the Data Principal last approached the Data Fiduciary for the specified purpose or exercise of rights, or commencement of the Rules, whichever is latest.</w:t>
+              <w:t>Three years from the date on which the Data Principal last approached the Data Fiduciary for the performance of the specified purpose or exercise of her rights, or the commencement of the Digital Personal Data Protection Rules, 2025, whichever is latest.</w:t>
             </w:r>
           </w:p>
         </w:tc>
@@ -3467,7 +3542,7 @@
           <w:p>
             <w:r/>
             <w:r>
-              <w:t>Same exceptions as above.</w:t>
+              <w:t>For all purposes, except for the following: (a) Enabling the Data Principal to access her user account; and (b) Enabling the Data Principal to access any virtual token that is issued by or on behalf of the Data Fiduciary, is stored on the digital facility or platform of such Data Fiduciary, and may be used to get money, goods or services.</w:t>
             </w:r>
           </w:p>
         </w:tc>
@@ -3478,7 +3553,7 @@
           <w:p>
             <w:r/>
             <w:r>
-              <w:t>Same three-year rule as above.</w:t>
+              <w:t>Three years from the date on which the Data Principal last approached the Data Fiduciary for the performance of the specified purpose or exercise of her rights, or the commencement of the Digital Personal Data Protection Rules, 2025, whichever is latest.</w:t>
             </w:r>
           </w:p>
         </w:tc>
@@ -3502,7 +3577,7 @@
           <w:p>
             <w:r/>
             <w:r>
-              <w:t>Same exceptions as above.</w:t>
+              <w:t>For all purposes, except for the following: (a) Enabling the Data Principal to access her user account; and (b) Enabling the Data Principal to access any virtual token that is issued by or on behalf of the Data Fiduciary, is stored on the digital facility or platform of such Data Fiduciary, and may be used to get money, goods or services.</w:t>
             </w:r>
           </w:p>
         </w:tc>
@@ -3513,7 +3588,7 @@
           <w:p>
             <w:r/>
             <w:r>
-              <w:t>Same three-year rule as above.</w:t>
+              <w:t>Three years from the date on which the Data Principal last approached the Data Fiduciary for the performance of the specified purpose or exercise of her rights, or the commencement of the Digital Personal Data Protection Rules, 2025, whichever is latest.</w:t>
             </w:r>
           </w:p>
         </w:tc>
@@ -3555,7 +3630,7 @@
         <w:br/>
       </w:r>
       <w:r>
-        <w:t>(d) "user", in relation to an e-commerce entity, means any person who accesses or avails any computer resource of an e-commerce entity; and in relation to an online gaming intermediary or a social media intermediary, means any person who accesses or avails of any computer resource of an intermediary for the purpose of hosting, publishing, sharing, transacting, viewing, displaying, downloading or uploading information.</w:t>
+        <w:t>(d) "user", in relation to— (i) an e-commerce entity, means any person who accesses or avails any computer resource of an e-commerce entity; and (ii) an online gaming intermediary or a social media intermediary, means any person who accesses or avails of any computer resource of an intermediary for the purpose of hosting, publishing, sharing, transacting, viewing, displaying, downloading or uploading information.</w:t>
       </w:r>
     </w:p>
     <w:p>
@@ -4002,6 +4077,70 @@
     </w:tbl>
     <w:p/>
     <w:p>
+      <w:pPr>
+        <w:spacing w:after="160"/>
+      </w:pPr>
+      <w:r>
+        <w:t>Note: In this Schedule, —</w:t>
+      </w:r>
+    </w:p>
+    <w:p>
+      <w:pPr>
+        <w:spacing w:after="160"/>
+      </w:pPr>
+      <w:r>
+        <w:t>(a) "advertisement" shall have the same meaning as is assigned to it in the Consumer Protection Act, 2019 (35 of 2019);</w:t>
+      </w:r>
+    </w:p>
+    <w:p>
+      <w:pPr>
+        <w:spacing w:after="160"/>
+      </w:pPr>
+      <w:r>
+        <w:t>(b) "allied healthcare professional" shall have the same meaning as is assigned to it in the clause (d) of section 2 of the National Commission for Allied and Healthcare Professions Act, 2021 (14 of 2021);</w:t>
+      </w:r>
+    </w:p>
+    <w:p>
+      <w:pPr>
+        <w:spacing w:after="160"/>
+      </w:pPr>
+      <w:r>
+        <w:t>(c) "clinical establishment" shall have the same meaning as assigned to it in the clause (c) of section 2 of the Clinical Establishments (Registration and Regulation) Act, 2010 (23 of 2010);</w:t>
+      </w:r>
+    </w:p>
+    <w:p>
+      <w:pPr>
+        <w:spacing w:after="160"/>
+      </w:pPr>
+      <w:r>
+        <w:t>(d) "educational institution" shall mean and include an institution of learning that imparts education, including vocational education;</w:t>
+      </w:r>
+    </w:p>
+    <w:p>
+      <w:pPr>
+        <w:spacing w:after="160"/>
+      </w:pPr>
+      <w:r>
+        <w:t>(e) "healthcare professional" shall have the same meaning as is assigned to it in clause (j) of section 2 of the National Commission for Allied and Healthcare Professions Act, 2021 (14 of 2021);</w:t>
+      </w:r>
+    </w:p>
+    <w:p>
+      <w:pPr>
+        <w:spacing w:after="160"/>
+      </w:pPr>
+      <w:r>
+        <w:t>(f) "health services" shall mean the services required to be provided by a healthcare professional as referred to in clause (j) of section 2 of the National Commission for Allied and Healthcare Professions Act, 2021 (14 of 2021); and</w:t>
+      </w:r>
+    </w:p>
+    <w:p>
+      <w:pPr>
+        <w:spacing w:after="160"/>
+      </w:pPr>
+      <w:r>
+        <w:t>(g) "mental health establishment" shall have the same meaning as is assigned to it in clause (p) of sub-section (1) of section 2 of the Mental Healthcare Act, 2017 (10 of 2017).</w:t>
+      </w:r>
+    </w:p>
+    <w:p>
       <w:r>
         <w:rPr>
           <w:i/>
@@ -4168,7 +4307,7 @@
         <w:t>Leave.</w:t>
       </w:r>
       <w:r>
-        <w:t xml:space="preserve"> (1) The authority competent to sanction leave shall be the Central Government in respect of the Chairperson, and the Chairperson in respect of any other Member. (2) The Chairperson and every other Member may avail of such kinds of leave as are admissible to a Government servant under sub-clause (i) of clause (a) and clause (b) of sub-rule (1) of rule 26, rules 27, 29, 30 and 40 to 43-C of the Central Civil Services (Leave) Rules, 1972 ("Leave Rules"). (3) Leave shall be subject to the conditions applicable to a Government servant under rules 7 to 11 and 22 to 25 of the Leave Rules, and the Central Government may, if satisfied that the operation of any of the said rules causes undue hardship in a particular case, by order relax the requirements of that rule to such extent and subject to such exceptions and conditions as it may consider necessary for dealing with the case in a just and equitable manner. (4) The Chairperson and every other Member shall be entitled to casual leave to such extent as is admissible to a Government servant under instructions issued by the Central Government. (5) The Chairperson and every other Member shall be entitled to encashment of earned leave standing to her credit, subject to such conditions and in like manner as are applicable to a Government servant under rule 38-A, sub-rules (1) and (2) and sub-clauses (i) and (ii) of clause (a) of sub-rule (6) of rule 39, rule 39-A and rule 39-C of the Leave Rules, subject to the maximum extent of encashment under any of the said rules, other than rule 38-A, being fifty per cent. of the earned leave standing to her credit.</w:t>
+        <w:t xml:space="preserve"> (1) The authority competent to sanction leave shall be the Central Government in respect of the Chairperson, and the Chairperson in respect of any other Member. (2) The Chairperson and every other Member may avail of such kinds of leave as are admissible to a Government servant under sub-clause (i) of clause (a) and clause (b) of sub-rule (1) of rule 26, rules 27, 29, 30 and 40 to 43-C of the Central Civil Services (Leave) Rules, 1972 (hereinafter referred to as "Leave Rules"). (3) Leave shall be subject to the conditions applicable to a Government servant under rules 7 to 11 and 22 to 25 of the Leave Rules, and the Central Government may, if satisfied that the operation of any of the said rules causes undue hardship in a particular case, by order relax the requirements of that rule to such extent and subject to such exceptions and conditions as it may consider necessary for dealing with the case in a just and equitable manner. (4) The Chairperson and every other Member shall be entitled to casual leave to such extent as is admissible to a Government servant under instructions issued by the Central Government. (5) The Chairperson and every other Member shall be entitled to encashment of earned leave standing to her credit, subject to such conditions and in like manner as are applicable to a Government servant under rule 38-A, sub-rules (1) and (2) and sub-clauses (i) and (ii) of clause (a) of sub-rule (6) of rule 39, rule 39-A and rule 39-C of the Leave Rules, subject to the maximum extent of encashment under any of the said rules, other than rule 38-A, being fifty per cent. of the earned leave standing to her credit.</w:t>
       </w:r>
     </w:p>
     <w:p>

--- a/docs/DPDP_Rules_2025.docx
+++ b/docs/DPDP_Rules_2025.docx
@@ -29,7 +29,44 @@
           <w:color w:val="595959"/>
           <w:sz w:val="18"/>
         </w:rPr>
-        <w:t>This document is generated from the project database — do not hand-edit; re-run src/export_word.py after any change is approved.</w:t>
+        <w:t>Last regenerated: 2026-09-30. This document is generated from the project database — do not hand-edit; re-run src/export_word.py after any change is applied.</w:t>
+      </w:r>
+    </w:p>
+    <w:p>
+      <w:r>
+        <w:rPr>
+          <w:color w:val="595959"/>
+          <w:sz w:val="18"/>
+        </w:rPr>
+        <w:t>Text accurate as at: 2026-09-30 (the date this database was last updated).</w:t>
+      </w:r>
+    </w:p>
+    <w:p>
+      <w:r>
+        <w:rPr>
+          <w:color w:val="595959"/>
+          <w:sz w:val="18"/>
+        </w:rPr>
+        <w:t>Most recent government change recorded here: 2026-09-30.</w:t>
+      </w:r>
+    </w:p>
+    <w:p>
+      <w:r>
+        <w:rPr>
+          <w:color w:val="595959"/>
+          <w:sz w:val="18"/>
+        </w:rPr>
+        <w:t>Incorporates Corrigendum G.S.R. 892(E) dated 10 December 2025 (Gazette Extraordinary No. 806, 11 December 2025).</w:t>
+      </w:r>
+    </w:p>
+    <w:p>
+      <w:r>
+        <w:rPr>
+          <w:b/>
+          <w:color w:val="595959"/>
+          <w:sz w:val="18"/>
+        </w:rPr>
+        <w:t>This is a reading copy generated from the project database. It is not legal advice. Verify any clause you quote against the official Gazette.</w:t>
       </w:r>
     </w:p>
     <w:p>
@@ -3106,29 +3143,35 @@
       </w:pPr>
       <w:r>
         <w:t>11. The Consent Manager shall publish in an easily accessible manner, on its website or app, or both, as the case may be, information regarding: —</w:t>
-      </w:r>
-      <w:r>
         <w:br/>
-      </w:r>
-      <w:r>
         <w:t>(a) the promoters, directors, key managerial personnel and senior management of the company registered as Consent Manager;</w:t>
-      </w:r>
-      <w:r>
         <w:br/>
-      </w:r>
-      <w:r>
         <w:t>(b) every person who holds shares in excess of two per cent. of the shareholding of the company registered as Consent Manager;</w:t>
-      </w:r>
-      <w:r>
         <w:br/>
-      </w:r>
-      <w:r>
-        <w:t>(c) every body corporate in whose shareholding any promoter, director, key managerial personnel or senior management of the Consent Manager holds shares in excess of two per cent. as on the first day of the preceding calendar month; and</w:t>
-      </w:r>
-      <w:r>
+        <w:t xml:space="preserve">(c) </w:t>
+      </w:r>
+      <w:r>
+        <w:rPr>
+          <w:strike/>
+          <w:color w:val="595959"/>
+        </w:rPr>
+        <w:t>everybody</w:t>
+      </w:r>
+      <w:r>
+        <w:t xml:space="preserve"> </w:t>
+      </w:r>
+      <w:r>
+        <w:rPr>
+          <w:highlight w:val="yellow"/>
+        </w:rPr>
+        <w:t>every body</w:t>
+      </w:r>
+      <w:r>
+        <w:t xml:space="preserve"> </w:t>
+      </w:r>
+      <w:r>
+        <w:t xml:space="preserve"> corporate in whose shareholding any promoter, director, key managerial personnel or senior management of the Consent Manager holds shares in excess of two per cent. as on the first day of the preceding calendar month; and</w:t>
         <w:br/>
-      </w:r>
-      <w:r>
         <w:t>(d) such other information as the Board may direct the Consent Manager to disclose in the interests of transparency.</w:t>
       </w:r>
     </w:p>
@@ -3203,7 +3246,36 @@
         <w:spacing w:after="160"/>
       </w:pPr>
       <w:r>
-        <w:t>(d) the expressions "promoter" and "senior management" shall have the same meanings as are respectively assigned to them in the Companies Act, 2013 (18 of 2013).</w:t>
+        <w:t xml:space="preserve">(d) the expressions "promoter" and "senior management" shall have the same meanings as are respectively assigned to them in the Companies Act, 2013 </w:t>
+      </w:r>
+      <w:r>
+        <w:rPr>
+          <w:strike/>
+          <w:color w:val="595959"/>
+        </w:rPr>
+        <w:t>(18 or 2013).</w:t>
+      </w:r>
+      <w:r>
+        <w:t xml:space="preserve"> </w:t>
+      </w:r>
+      <w:r>
+        <w:rPr>
+          <w:highlight w:val="yellow"/>
+        </w:rPr>
+        <w:t>(18 of 2013).</w:t>
+      </w:r>
+      <w:r>
+        <w:t xml:space="preserve"> </w:t>
+      </w:r>
+    </w:p>
+    <w:p>
+      <w:r>
+        <w:rPr>
+          <w:i/>
+          <w:color w:val="595959"/>
+          <w:sz w:val="17"/>
+        </w:rPr>
+        <w:t>Amended by Corrigenda G.S.R. 892(E), 10 Dec 2025 (Gazette Extraordinary No. 806, 11 Dec 2025) (CHG-0100, CHG-0099, 2026-09-30)</w:t>
       </w:r>
     </w:p>
     <w:p>
@@ -4089,7 +4161,32 @@
         <w:spacing w:after="160"/>
       </w:pPr>
       <w:r>
-        <w:t>(a) "advertisement" shall have the same meaning as is assigned to it in the Consumer Protection Act, 2019 (35 of 2019);</w:t>
+        <w:t xml:space="preserve">(a) "advertisement" shall have the same meaning as is assigned to it in the Consumer Protection Act, 2019 </w:t>
+      </w:r>
+      <w:r>
+        <w:t>(35 of</w:t>
+      </w:r>
+      <w:r>
+        <w:t xml:space="preserve"> </w:t>
+      </w:r>
+      <w:r>
+        <w:rPr>
+          <w:strike/>
+          <w:color w:val="595959"/>
+        </w:rPr>
+        <w:t>2019).</w:t>
+      </w:r>
+      <w:r>
+        <w:t xml:space="preserve"> </w:t>
+      </w:r>
+      <w:r>
+        <w:rPr>
+          <w:highlight w:val="yellow"/>
+        </w:rPr>
+        <w:t>2019);</w:t>
+      </w:r>
+      <w:r>
+        <w:t xml:space="preserve"> </w:t>
       </w:r>
     </w:p>
     <w:p>
@@ -4138,6 +4235,16 @@
       </w:pPr>
       <w:r>
         <w:t>(g) "mental health establishment" shall have the same meaning as is assigned to it in clause (p) of sub-section (1) of section 2 of the Mental Healthcare Act, 2017 (10 of 2017).</w:t>
+      </w:r>
+    </w:p>
+    <w:p>
+      <w:r>
+        <w:rPr>
+          <w:i/>
+          <w:color w:val="595959"/>
+          <w:sz w:val="17"/>
+        </w:rPr>
+        <w:t>Amended by Corrigenda G.S.R. 892(E), 10 Dec 2025 (Gazette Extraordinary No. 806, 11 Dec 2025) (CHG-0102, CHG-0101, 2026-09-30)</w:t>
       </w:r>
     </w:p>
     <w:p>
@@ -4222,7 +4329,7 @@
         <w:t>Salary.</w:t>
       </w:r>
       <w:r>
-        <w:t xml:space="preserve"> (1) The Chairperson shall be entitled to receive a consolidated salary of rupees four lakh fifty thousand per month, without the facility of house and car. (2) Every Member other than the Chairperson shall be entitled to receive a consolidated salary of rupees four lakh per month, without the facility of house and car.</w:t>
+        <w:t xml:space="preserve"> — (1) The Chairperson shall be entitled to receive a consolidated salary of rupees four lakh fifty thousand per month, without the facility of house and car. (2) Every Member other than the Chairperson shall be entitled to receive a consolidated salary of rupees four lakh per month, without the facility of house and car.</w:t>
       </w:r>
     </w:p>
     <w:p>
@@ -4239,7 +4346,7 @@
         <w:t>Provident Fund.</w:t>
       </w:r>
       <w:r>
-        <w:t xml:space="preserve"> The Chairperson and every other Member shall be eligible to contribute to the Provident Fund of the Board, and the manner and terms and conditions applicable in this regard shall, mutatis mutandis, be the same as those applicable to other officers and employees of the Board for their Provident Fund.</w:t>
+        <w:t xml:space="preserve"> — The Chairperson and every other Member shall be eligible to contribute to the Provident Fund of the Board, and the manner and terms and conditions applicable in this regard shall, mutatis mutandis, be the same as those applicable to other officers and employees of the Board for their Provident Fund.</w:t>
       </w:r>
     </w:p>
     <w:p>
@@ -4256,7 +4363,7 @@
         <w:t>Pension and gratuity.</w:t>
       </w:r>
       <w:r>
-        <w:t xml:space="preserve"> The Chairperson and every other Member shall not be entitled to payment of pension or gratuity for service rendered in the Board.</w:t>
+        <w:t xml:space="preserve"> — The Chairperson and every other Member shall not be entitled to payment of pension or gratuity for service rendered in the Board.</w:t>
       </w:r>
     </w:p>
     <w:p>
@@ -4273,7 +4380,7 @@
         <w:t>Travelling allowance.</w:t>
       </w:r>
       <w:r>
-        <w:t xml:space="preserve"> (1) The Chairperson and every other Member, while on transfer to join the Board, or on the expiry of her term with the Board for proceeding to her home town with family (including in respect of journey undertaken by her and her family), or on tour within India, shall be entitled to journey allowance, daily allowance and reimbursement of expense on transportation of personal effects at such scales and rates as are applicable to an officer of the Central Government in the following level of the pay matrix, namely: (a) level 17, in the case of the Chairperson; and (b) level 15, in the case of every other Member. (2) The Chairperson and every other Member may undertake tour outside India only in accordance with guidelines or instructions issued by the Central Government, and in respect of such tour, she shall be entitled to draw the same allowances as an officer of the Central Government, in the following level of the pay matrix, is entitled to draw, namely: (a) level 17, in the case of the Chairperson; and (b) level 15, in the case of every other Member.</w:t>
+        <w:t xml:space="preserve"> — (1) The Chairperson and every other Member, while on transfer to join the Board, or on the expiry of her term with the Board for proceeding to her home town with family (including in respect of journey undertaken by her and her family), or on tour within India, shall be entitled to journey allowance, daily allowance and reimbursement of expense on transportation of personal effects at such scales and rates as are applicable to an officer of the Central Government in the following level of the pay matrix, namely: (a) level 17, in the case of the Chairperson; and (b) level 15, in the case of every other Member. (2) The Chairperson and every other Member may undertake tour outside India only in accordance with guidelines or instructions issued by the Central Government, and in respect of such tour, she shall be entitled to draw the same allowances as an officer of the Central Government, in the following level of the pay matrix, is entitled to draw, namely: (a) level 17, in the case of the Chairperson; and (b) level 15, in the case of every other Member.</w:t>
       </w:r>
     </w:p>
     <w:p>
@@ -4290,7 +4397,7 @@
         <w:t>Medical assistance.</w:t>
       </w:r>
       <w:r>
-        <w:t xml:space="preserve"> (1) The Chairperson and every other Member shall be entitled to such medical assistance as may be admissible to them under any group health insurance scheme of the Board for officers and employees of the Board and their eligible dependants. (2) If the Chairperson or other Member has retired from Government service, or from the service of a public sector entity or a body corporate established by a Central Act, Provincial Act or State Act, and there are a separate set of rules for the grant of medical assistance for such service, she may, in lieu of medical assistance under sub-paragraph (1), opt to be governed by such rules.</w:t>
+        <w:t xml:space="preserve"> — (1) The Chairperson and every other Member shall be entitled to such medical assistance as may be admissible to them under any group health insurance scheme of the Board for officers and employees of the Board and their eligible dependants. (2) If the Chairperson or other Member has retired from Government service, or from the service of a public sector entity or a body corporate established by a Central Act, Provincial Act or State Act, and there are a separate set of rules for the grant of medical assistance for such service, she may, in lieu of medical assistance under sub-paragraph (1), opt to be governed by such rules.</w:t>
       </w:r>
     </w:p>
     <w:p>
@@ -4307,7 +4414,7 @@
         <w:t>Leave.</w:t>
       </w:r>
       <w:r>
-        <w:t xml:space="preserve"> (1) The authority competent to sanction leave shall be the Central Government in respect of the Chairperson, and the Chairperson in respect of any other Member. (2) The Chairperson and every other Member may avail of such kinds of leave as are admissible to a Government servant under sub-clause (i) of clause (a) and clause (b) of sub-rule (1) of rule 26, rules 27, 29, 30 and 40 to 43-C of the Central Civil Services (Leave) Rules, 1972 (hereinafter referred to as "Leave Rules"). (3) Leave shall be subject to the conditions applicable to a Government servant under rules 7 to 11 and 22 to 25 of the Leave Rules, and the Central Government may, if satisfied that the operation of any of the said rules causes undue hardship in a particular case, by order relax the requirements of that rule to such extent and subject to such exceptions and conditions as it may consider necessary for dealing with the case in a just and equitable manner. (4) The Chairperson and every other Member shall be entitled to casual leave to such extent as is admissible to a Government servant under instructions issued by the Central Government. (5) The Chairperson and every other Member shall be entitled to encashment of earned leave standing to her credit, subject to such conditions and in like manner as are applicable to a Government servant under rule 38-A, sub-rules (1) and (2) and sub-clauses (i) and (ii) of clause (a) of sub-rule (6) of rule 39, rule 39-A and rule 39-C of the Leave Rules, subject to the maximum extent of encashment under any of the said rules, other than rule 38-A, being fifty per cent. of the earned leave standing to her credit.</w:t>
+        <w:t xml:space="preserve"> — (1) The authority competent to sanction leave shall be the Central Government in respect of the Chairperson, and the Chairperson in respect of any other Member. (2) The Chairperson and every other Member may avail of such kinds of leave as are admissible to a Government servant under sub-clause (i) of clause (a) and clause (b) of sub-rule (1) of rule 26, rules 27, 29, 30 and 40 to 43-C of the Central Civil Services (Leave) Rules, 1972 (hereinafter referred to as "Leave Rules"). (3) Leave shall be subject to the conditions applicable to a Government servant under rules 7 to 11 and 22 to 25 of the Leave Rules, and the Central Government may, if satisfied that the operation of any of the said rules causes undue hardship in a particular case, by order relax the requirements of that rule to such extent and subject to such exceptions and conditions as it may consider necessary for dealing with the case in a just and equitable manner. (4) The Chairperson and every other Member shall be entitled to casual leave to such extent as is admissible to a Government servant under instructions issued by the Central Government. (5) The Chairperson and every other Member shall be entitled to encashment of earned leave standing to her credit, subject to such conditions and in like manner as are applicable to a Government servant under rule 38-A, sub-rules (1) and (2) and sub-clauses (i) and (ii) of clause (a) of sub-rule (6) of rule 39, rule 39-A and rule 39-C of the Leave Rules, subject to the maximum extent of encashment under any of the said rules, other than rule 38-A, being fifty per cent. of the earned leave standing to her credit.</w:t>
       </w:r>
     </w:p>
     <w:p>
@@ -4324,7 +4431,7 @@
         <w:t>Leave travel concession.</w:t>
       </w:r>
       <w:r>
-        <w:t xml:space="preserve"> (1) Leave travel concession shall be admissible to the Chairperson and every other Member in accordance with the provisions applicable to persons appointed to civil services and posts in connection with the affairs of the Union of India under rule 3, clauses (a) and (d) of rule 4, rules 5 to 15 and rule 17 of the Central Civil Services (Leave Travel Concession) Rules, 1988, and the entitlement for such concession shall be the same as is applicable to officers of the Central Government in level 17 of the pay matrix in the case of the Chairperson, and to officers of the Central Government in level 15 of the pay matrix in the case of a Member. (2) The Chairperson and every other Member shall be eligible to avail of either leave travel concession to home town or leave travel concession to any place in India in any period of two years from the date of assumption of their office as a Member.</w:t>
+        <w:t xml:space="preserve"> — (1) Leave travel concession shall be admissible to the Chairperson and every other Member in accordance with the provisions applicable to persons appointed to civil services and posts in connection with the affairs of the Union of India under rule 3, clauses (a) and (d) of rule 4, rules 5 to 15 and rule 17 of the Central Civil Services (Leave Travel Concession) Rules, 1988, and the entitlement for such concession shall be the same as is applicable to officers of the Central Government in level 17 of the pay matrix in the case of the Chairperson, and to officers of the Central Government in level 15 of the pay matrix in the case of a Member. (2) The Chairperson and every other Member shall be eligible to avail of either leave travel concession to home town or leave travel concession to any place in India in any period of two years from the date of assumption of their office as a Member.</w:t>
       </w:r>
     </w:p>
     <w:p>
@@ -4341,7 +4448,7 @@
         <w:t>Other terms and conditions of service.</w:t>
       </w:r>
       <w:r>
-        <w:t xml:space="preserve"> (1) The Chairperson and every other Member shall ensure absence of conflict of interest in the performance of the functions of her office and shall not have any such financial or other interests as are likely to prejudicially affect the performance of the functions of such office. (2) The provisions contained in Part IV to Part IX of the Central Civil Services (Classification, Control and Appeal) Rules, 1965, as applicable to an officer of the Central Government who is a member of a Central Civil Services, Group 'A', shall apply, mutatis mutandis, to the Chairperson and every other Member. (3) The Chairperson and every other Member shall not be entitled to any sitting fee for attending meetings of the Board. (4) The Chairperson and every other Member shall not be entitled to any sumptuary allowance. (5) Any matter relating to the conditions of service of the Chairperson or any other Member, in respect of which no express provision has been made in these rules, shall be referred to the Central Government for its decision, and the decision of the Central Government on the same shall be final.</w:t>
+        <w:t xml:space="preserve"> — (1) The Chairperson and every other Member shall ensure absence of conflict of interest in the performance of the functions of her office and shall not have any such financial or other interests as are likely to prejudicially affect the performance of the functions of such office. (2) The provisions contained in Part IV to Part IX of the Central Civil Services (Classification, Control and Appeal) Rules, 1965, as applicable to an officer of the Central Government who is a member of a Central Civil Services, Group 'A', shall apply, mutatis mutandis, to the Chairperson and every other Member. (3) The Chairperson and every other Member shall not be entitled to any sitting fee for attending meetings of the Board. (4) The Chairperson and every other Member shall not be entitled to any sumptuary allowance. (5) Any matter relating to the conditions of service of the Chairperson or any other Member, in respect of which no express provision has been made in these rules, shall be referred to the Central Government for its decision, and the decision of the Central Government on the same shall be final.</w:t>
       </w:r>
     </w:p>
     <w:p>
@@ -4434,7 +4541,7 @@
         <w:t>Classes of officials.</w:t>
       </w:r>
       <w:r>
-        <w:t xml:space="preserve"> (1) The Board may, in accordance with the Fundamental Rules and applicable guidelines issued by the Ministry of Personnel, Public Grievances and Pensions, Department of Personnel and Training, appoint officers and employees on deputation from the Central Government, a State Government, an autonomous body under the overall control of the Central Government or a State Government, a statutory body, or a public sector enterprise, for a period not exceeding five years. (2) The Board may also receive or take on deputation any officer or other employee from the National Institute for Smart Government, for a period not exceeding five years, with salary and allowances guided by market standards and on such other terms and conditions as the Board may decide.</w:t>
+        <w:t xml:space="preserve"> — (1) The Board may, in accordance with the Fundamental Rules and applicable guidelines issued by the Ministry of Personnel, Public Grievances and Pensions, Department of Personnel and Training, appoint officers and employees on deputation from the Central Government, a State Government, an autonomous body under the overall control of the Central Government or a State Government, a statutory body, or a public sector enterprise, for a period not exceeding five years. (2) The Board may also receive or take on deputation any officer or other employee from the National Institute for Smart Government, for a period not exceeding five years, with salary and allowances guided by market standards and on such other terms and conditions as the Board may decide.</w:t>
       </w:r>
     </w:p>
     <w:p>
@@ -4451,7 +4558,7 @@
         <w:t>Gratuity.</w:t>
       </w:r>
       <w:r>
-        <w:t xml:space="preserve"> The officers and employees shall be entitled to payment of such gratuity as may be admissible under the Payment of Gratuity Act, 1972 (39 of 1972).</w:t>
+        <w:t xml:space="preserve"> — The officers and employees shall be entitled to payment of such gratuity as may be admissible under the Payment of Gratuity Act, 1972 (39 of 1972).</w:t>
       </w:r>
     </w:p>
     <w:p>
@@ -4468,7 +4575,7 @@
         <w:t>Travelling allowance.</w:t>
       </w:r>
       <w:r>
-        <w:t xml:space="preserve"> The travelling allowance payable to the officers and employees shall, mutatis mutandis, be the same as those applicable to the officers and employees of the Central Government.</w:t>
+        <w:t xml:space="preserve"> — The travelling allowance payable to the officers and employees shall, mutatis mutandis, be the same as those applicable to the officers and employees of the Central Government.</w:t>
       </w:r>
     </w:p>
     <w:p>
@@ -4485,7 +4592,7 @@
         <w:t>Medical assistance.</w:t>
       </w:r>
       <w:r>
-        <w:t xml:space="preserve"> The officers and employees shall be entitled to such medical assistance as may be admissible to them and their eligible dependants under any group health insurance scheme of the Board, made with the previous approval of the Central Government.</w:t>
+        <w:t xml:space="preserve"> — The officers and employees shall be entitled to such medical assistance as may be admissible to them and their eligible dependants under any group health insurance scheme of the Board, made with the previous approval of the Central Government.</w:t>
       </w:r>
     </w:p>
     <w:p>
@@ -4502,7 +4609,7 @@
         <w:t>Leave.</w:t>
       </w:r>
       <w:r>
-        <w:t xml:space="preserve"> (1) The officers and employees may avail of such kinds of leaves as are admissible to a Government servant under the Central Civil Services (Leave) Rules, 1972, subject to the conditions applicable under the said rules, and shall be eligible for encashment of earned leave as provided therein. (2) The officers and employees shall be entitled to casual leave to such extent as is admissible to a Government servant under instructions issued by the Central Government.</w:t>
+        <w:t xml:space="preserve"> — (1) The officers and employees may avail of such kinds of leaves as are admissible to a Government servant under the Central Civil Services (Leave) Rules, 1972, subject to the conditions applicable under the said rules, and shall be eligible for encashment of earned leave as provided therein. (2) The officers and employees shall be entitled to casual leave to such extent as is admissible to a Government servant under instructions issued by the Central Government.</w:t>
       </w:r>
     </w:p>
     <w:p>
@@ -4519,7 +4626,7 @@
         <w:t>Leave travel concession.</w:t>
       </w:r>
       <w:r>
-        <w:t xml:space="preserve"> Leave travel concession shall be admissible to the officers and employees appointed under clause (1) of paragraph 1, in accordance with the provisions applicable to persons appointed to civil services and posts in connection with the affairs of the Union of India under the Central Civil Services (Leave Travel Concession) Rules, 1988.</w:t>
+        <w:t xml:space="preserve"> — Leave travel concession shall be admissible to the officers and employees appointed under clause (1) of paragraph 1, in accordance with the provisions applicable to persons appointed to civil services and posts in connection with the affairs of the Union of India under the Central Civil Services (Leave Travel Concession) Rules, 1988.</w:t>
       </w:r>
     </w:p>
     <w:p>
@@ -4536,7 +4643,7 @@
         <w:t>Other terms and conditions of service.</w:t>
       </w:r>
       <w:r>
-        <w:t xml:space="preserve"> (1) The provisions of the Civil Service (Conduct) Rules, 1964 shall apply to the officers and employees in like manner as applicable to a person appointed to a civil service or post in connection with the affairs of the Union of India under the said rules. (2) The provisions contained in Part IV to Part IX of the Central Civil Services (Classification, Control and Appeal) Rules, 1965 shall apply, mutatis mutandis, to the officers and employees appointed under clause (1) of paragraph 1, in like manner as applicable to a Government servant under the said rules. (3) Any matter relating to the terms and conditions of service of the officers and employees appointed under clause (1) of paragraph 1, in respect of which no express provision has been made in these rules, shall be referred to the Central Government for its decision, and the decision of the Central Government on the same shall be final.</w:t>
+        <w:t xml:space="preserve"> — (1) The provisions of the Civil Service (Conduct) Rules, 1964 shall apply to the officers and employees in like manner as applicable to a person appointed to a civil service or post in connection with the affairs of the Union of India under the said rules. (2) The provisions contained in Part IV to Part IX of the Central Civil Services (Classification, Control and Appeal) Rules, 1965 shall apply, mutatis mutandis, to the officers and employees appointed under clause (1) of paragraph 1, in like manner as applicable to a Government servant under the said rules. (3) Any matter relating to the terms and conditions of service of the officers and employees appointed under clause (1) of paragraph 1, in respect of which no express provision has been made in these rules, shall be referred to the Central Government for its decision, and the decision of the Central Government on the same shall be final.</w:t>
       </w:r>
     </w:p>
     <w:p>
@@ -4676,7 +4783,7 @@
           <w:p>
             <w:r/>
             <w:r>
-              <w:t>Use, by the State or any of its instrumentalities, of personal data of a Data Principal for: (i) performance of any function under any law for the time being in force in India; or (ii) disclosure of any information for fulfilling any obligation under any law for the time being in force in India.</w:t>
+              <w:t>Use, by the State or any of its instrumentalities, of personal data of a Data Principal for the following purposes, namely: — (i) performance of any function under any law for the time being in force in India; or (ii) disclosure of any information for fulfilling any obligation under any law for the time being in force in India.</w:t>
             </w:r>
           </w:p>
         </w:tc>
